--- a/Regen_Dual_Offer_Template.docx
+++ b/Regen_Dual_Offer_Template.docx
@@ -13668,7 +13668,7 @@
               <w:jc w:val="center"/>
             </w:pPr>
             <w:r>
-              <w:t>{{ qty_words }}</w:t>
+              <w:t>{{ qty_label }}</w:t>
             </w:r>
           </w:p>
         </w:tc>
@@ -13722,7 +13722,7 @@
               <w:jc w:val="right"/>
             </w:pPr>
             <w:r>
-              <w:t>{{ price_inr }}</w:t>
+              <w:t>{{ price_total }}</w:t>
             </w:r>
           </w:p>
         </w:tc>
@@ -13878,7 +13878,7 @@
               <w:rPr>
                 <w:b/>
               </w:rPr>
-              <w:t xml:space="preserve">{{ price_inr }}</w:t>
+              <w:t>{{ price_total }}</w:t>
             </w:r>
           </w:p>
         </w:tc>

--- a/Regen_Dual_Offer_Template.docx
+++ b/Regen_Dual_Offer_Template.docx
@@ -14032,9 +14032,15 @@
         <w:tc>
           <w:tcPr>
             <w:tcW w:type="dxa" w:w="6360"/>
-          </w:tcPr>
-          <w:p>
-            <w:r>
+            <w:vAlign w:val="center"/>
+            <w:shd w:val="clear" w:color="auto" w:fill="F3F4F6"/>
+          </w:tcPr>
+          <w:p>
+            <w:r>
+              <w:rPr>
+                <w:b/>
+                <w:sz w:val="22"/>
+              </w:rPr>
               <w:t>Supervision Charges for Erection and Commissioning (Mechanical)</w:t>
             </w:r>
           </w:p>
@@ -14042,9 +14048,13 @@
         <w:tc>
           <w:tcPr>
             <w:tcW w:type="dxa" w:w="3000"/>
-          </w:tcPr>
-          <w:p>
-            <w:r>
+            <w:vAlign w:val="center"/>
+          </w:tcPr>
+          <w:p>
+            <w:r>
+              <w:rPr>
+                <w:sz w:val="22"/>
+              </w:rPr>
               <w:t xml:space="preserve">INR {{ supervision_mech }}</w:t>
             </w:r>
           </w:p>
@@ -14054,9 +14064,15 @@
         <w:tc>
           <w:tcPr>
             <w:tcW w:type="dxa" w:w="6360"/>
-          </w:tcPr>
-          <w:p>
-            <w:r>
+            <w:vAlign w:val="center"/>
+            <w:shd w:val="clear" w:color="auto" w:fill="F3F4F6"/>
+          </w:tcPr>
+          <w:p>
+            <w:r>
+              <w:rPr>
+                <w:b/>
+                <w:sz w:val="22"/>
+              </w:rPr>
               <w:t>Supervision Charges for Erection and Commissioning (PLC and Instrumentation)</w:t>
             </w:r>
           </w:p>
@@ -14064,9 +14080,13 @@
         <w:tc>
           <w:tcPr>
             <w:tcW w:type="dxa" w:w="3000"/>
-          </w:tcPr>
-          <w:p>
-            <w:r>
+            <w:vAlign w:val="center"/>
+          </w:tcPr>
+          <w:p>
+            <w:r>
+              <w:rPr>
+                <w:sz w:val="22"/>
+              </w:rPr>
               <w:t xml:space="preserve">INR {{ supervision_plc }}</w:t>
             </w:r>
           </w:p>
@@ -14077,11 +14097,13 @@
           <w:tcPr>
             <w:tcW w:type="dxa" w:w="9360"/>
             <w:gridSpan w:val="2"/>
+            <w:vAlign w:val="center"/>
           </w:tcPr>
           <w:p>
             <w:r>
               <w:rPr>
                 <w:i/>
+                <w:sz w:val="22"/>
               </w:rPr>
               <w:t>Note: To-and-fro fare from Delhi to site, plus boarding, lodging, local conveyance, and medical assistance if required.</w:t>
             </w:r>

--- a/Regen_Dual_Offer_Template.docx
+++ b/Regen_Dual_Offer_Template.docx
@@ -473,7 +473,7 @@
       <w:r>
         <w:rPr>
           <w:rFonts w:ascii="Calibri" w:cs="Calibri" w:eastAsia="Calibri" w:hAnsi="Calibri"/>
-          <w:b/>
+          <w:b w:val="0"/>
         </w:rPr>
         <w:t>Kind Attn: {{poc_name}} ({{poc_designation}})</w:t>
       </w:r>
@@ -486,6 +486,7 @@
       <w:r>
         <w:rPr>
           <w:rFonts w:ascii="Calibri" w:cs="Calibri" w:eastAsia="Calibri" w:hAnsi="Calibri"/>
+          <w:b w:val="0"/>
         </w:rPr>
         <w:t xml:space="preserve">{{company_address}}</w:t>
       </w:r>
@@ -498,6 +499,7 @@
       <w:r>
         <w:rPr>
           <w:rFonts w:ascii="Calibri" w:cs="Calibri" w:eastAsia="Calibri" w:hAnsi="Calibri"/>
+          <w:b w:val="0"/>
         </w:rPr>
         <w:t>Contact No.: {{mobile_no}}</w:t>
       </w:r>
@@ -510,6 +512,7 @@
       <w:r>
         <w:rPr>
           <w:rFonts w:ascii="Calibri" w:cs="Calibri" w:eastAsia="Calibri" w:hAnsi="Calibri"/>
+          <w:b w:val="0"/>
           <w:sz w:val="22"/>
           <w:szCs w:val="22"/>
         </w:rPr>
@@ -665,6 +668,7 @@
       <w:r>
         <w:rPr>
           <w:rFonts w:ascii="Calibri" w:cs="Calibri" w:eastAsia="Calibri" w:hAnsi="Calibri"/>
+          <w:b w:val="0"/>
         </w:rPr>
         <w:t xml:space="preserve">Regards,</w:t>
       </w:r>
@@ -693,6 +697,7 @@
       <w:r>
         <w:rPr>
           <w:rFonts w:ascii="Calibri" w:cs="Calibri" w:eastAsia="Calibri" w:hAnsi="Calibri"/>
+          <w:b w:val="0"/>
         </w:rPr>
         <w:t xml:space="preserve">ENCON Thermal Engineers Pvt. Ltd.</w:t>
       </w:r>
@@ -720,6 +725,7 @@
       <w:r>
         <w:rPr>
           <w:rFonts w:ascii="Calibri" w:cs="Calibri" w:eastAsia="Calibri" w:hAnsi="Calibri"/>
+          <w:b w:val="0"/>
           <w:sz w:val="22"/>
           <w:szCs w:val="22"/>
         </w:rPr>
@@ -734,6 +740,7 @@
       <w:r>
         <w:rPr>
           <w:rFonts w:ascii="Calibri" w:cs="Calibri" w:eastAsia="Calibri" w:hAnsi="Calibri"/>
+          <w:b w:val="0"/>
           <w:sz w:val="22"/>
           <w:szCs w:val="22"/>
         </w:rPr>
@@ -742,6 +749,7 @@
       <w:r>
         <w:rPr>
           <w:rFonts w:ascii="Calibri" w:cs="Calibri" w:eastAsia="Calibri" w:hAnsi="Calibri"/>
+          <w:b w:val="0"/>
           <w:color w:val="6B7280"/>
           <w:sz w:val="22"/>
           <w:szCs w:val="22"/>
@@ -828,6 +836,7 @@
         <w:rPr>
           <w:rFonts w:ascii="Times New Roman" w:hAnsi="Times New Roman" w:cs="Times New Roman"/>
         </w:rPr>
+        <w:pageBreakBefore/>
       </w:pPr>
       <w:r>
         <w:rPr>
@@ -1243,6 +1252,7 @@
           <w:b/>
           <w:u w:val="single"/>
         </w:rPr>
+        <w:pageBreakBefore/>
       </w:pPr>
       <w:r>
         <w:rPr>
@@ -3146,6 +3156,7 @@
           <w:b/>
           <w:u w:val="single"/>
         </w:rPr>
+        <w:pageBreakBefore/>
       </w:pPr>
       <w:r>
         <w:rPr>
@@ -3354,6 +3365,7 @@
           <w:bCs/>
           <w:u w:val="single"/>
         </w:rPr>
+        <w:pageBreakBefore/>
       </w:pPr>
       <w:r>
         <w:rPr>
@@ -3821,6 +3833,7 @@
           <w:bCs/>
           <w:u w:val="single"/>
         </w:rPr>
+        <w:pageBreakBefore/>
       </w:pPr>
       <w:r>
         <w:rPr>
@@ -3951,6 +3964,7 @@
           <w:b/>
           <w:u w:val="single"/>
         </w:rPr>
+        <w:pageBreakBefore/>
       </w:pPr>
       <w:r>
         <w:rPr>
@@ -4160,6 +4174,7 @@
           <w:b/>
           <w:u w:val="single"/>
         </w:rPr>
+        <w:pageBreakBefore/>
       </w:pPr>
       <w:r>
         <w:rPr>
@@ -4312,6 +4327,7 @@
           <w:b/>
           <w:u w:val="single"/>
         </w:rPr>
+        <w:pageBreakBefore/>
       </w:pPr>
       <w:r>
         <w:rPr>
@@ -4455,6 +4471,7 @@
           <w:b/>
           <w:u w:val="single"/>
         </w:rPr>
+        <w:pageBreakBefore/>
       </w:pPr>
       <w:r>
         <w:rPr>
@@ -4835,6 +4852,7 @@
           <w:b/>
           <w:u w:val="single"/>
         </w:rPr>
+        <w:pageBreakBefore/>
       </w:pPr>
       <w:r>
         <w:rPr>
@@ -5133,6 +5151,7 @@
           <w:color w:val="000000"/>
           <w:u w:val="single"/>
         </w:rPr>
+        <w:pageBreakBefore/>
       </w:pPr>
       <w:r>
         <w:rPr>
@@ -5251,6 +5270,7 @@
           <w:color w:val="000000"/>
           <w:u w:val="single"/>
         </w:rPr>
+        <w:pageBreakBefore/>
       </w:pPr>
       <w:r>
         <w:rPr>
@@ -5371,6 +5391,7 @@
         <w:rPr>
           <w:color w:val="000000"/>
         </w:rPr>
+        <w:pageBreakBefore/>
       </w:pPr>
       <w:r>
         <w:rPr>
@@ -5641,6 +5662,7 @@
           <w:szCs w:val="24"/>
           <w:u w:val="single"/>
         </w:rPr>
+        <w:pageBreakBefore/>
       </w:pPr>
       <w:r>
         <w:rPr>
@@ -10954,6 +10976,7 @@
           <w:bCs/>
           <w:u w:val="single"/>
         </w:rPr>
+        <w:pageBreakBefore/>
       </w:pPr>
       <w:r>
         <w:rPr>
@@ -10964,7 +10987,6 @@
           <w:spacing w:val="-3"/>
           <w:sz w:val="30"/>
         </w:rPr>
-        <w:br w:type="page"/>
       </w:r>
       <w:r>
         <w:rPr>
@@ -13365,6 +13387,7 @@
           <w:u w:val="single"/>
           <w:lang w:val="en-GB"/>
         </w:rPr>
+        <w:pageBreakBefore/>
       </w:pPr>
       <w:r>
         <w:rPr>
@@ -14000,6 +14023,7 @@
           <w:bCs/>
           <w:u w:val="single"/>
         </w:rPr>
+        <w:pageBreakBefore/>
       </w:pPr>
       <w:r>
         <w:rPr>
@@ -14118,6 +14142,7 @@
         <w:ind/>
         <w:contextualSpacing w:val="0"/>
         <w:jc w:val="left"/>
+        <w:pageBreakBefore/>
       </w:pPr>
       <w:r>
         <w:rPr>

--- a/Regen_Dual_Offer_Template.docx
+++ b/Regen_Dual_Offer_Template.docx
@@ -473,7 +473,7 @@
       <w:r>
         <w:rPr>
           <w:rFonts w:ascii="Calibri" w:cs="Calibri" w:eastAsia="Calibri" w:hAnsi="Calibri"/>
-          <w:b w:val="0"/>
+          <w:b/>
         </w:rPr>
         <w:t>Kind Attn: {{poc_name}} ({{poc_designation}})</w:t>
       </w:r>
@@ -486,7 +486,6 @@
       <w:r>
         <w:rPr>
           <w:rFonts w:ascii="Calibri" w:cs="Calibri" w:eastAsia="Calibri" w:hAnsi="Calibri"/>
-          <w:b w:val="0"/>
         </w:rPr>
         <w:t xml:space="preserve">{{company_address}}</w:t>
       </w:r>
@@ -499,7 +498,6 @@
       <w:r>
         <w:rPr>
           <w:rFonts w:ascii="Calibri" w:cs="Calibri" w:eastAsia="Calibri" w:hAnsi="Calibri"/>
-          <w:b w:val="0"/>
         </w:rPr>
         <w:t>Contact No.: {{mobile_no}}</w:t>
       </w:r>
@@ -512,7 +510,6 @@
       <w:r>
         <w:rPr>
           <w:rFonts w:ascii="Calibri" w:cs="Calibri" w:eastAsia="Calibri" w:hAnsi="Calibri"/>
-          <w:b w:val="0"/>
           <w:sz w:val="22"/>
           <w:szCs w:val="22"/>
         </w:rPr>
@@ -668,7 +665,6 @@
       <w:r>
         <w:rPr>
           <w:rFonts w:ascii="Calibri" w:cs="Calibri" w:eastAsia="Calibri" w:hAnsi="Calibri"/>
-          <w:b w:val="0"/>
         </w:rPr>
         <w:t xml:space="preserve">Regards,</w:t>
       </w:r>
@@ -697,7 +693,6 @@
       <w:r>
         <w:rPr>
           <w:rFonts w:ascii="Calibri" w:cs="Calibri" w:eastAsia="Calibri" w:hAnsi="Calibri"/>
-          <w:b w:val="0"/>
         </w:rPr>
         <w:t xml:space="preserve">ENCON Thermal Engineers Pvt. Ltd.</w:t>
       </w:r>
@@ -725,7 +720,6 @@
       <w:r>
         <w:rPr>
           <w:rFonts w:ascii="Calibri" w:cs="Calibri" w:eastAsia="Calibri" w:hAnsi="Calibri"/>
-          <w:b w:val="0"/>
           <w:sz w:val="22"/>
           <w:szCs w:val="22"/>
         </w:rPr>
@@ -740,7 +734,6 @@
       <w:r>
         <w:rPr>
           <w:rFonts w:ascii="Calibri" w:cs="Calibri" w:eastAsia="Calibri" w:hAnsi="Calibri"/>
-          <w:b w:val="0"/>
           <w:sz w:val="22"/>
           <w:szCs w:val="22"/>
         </w:rPr>
@@ -749,7 +742,6 @@
       <w:r>
         <w:rPr>
           <w:rFonts w:ascii="Calibri" w:cs="Calibri" w:eastAsia="Calibri" w:hAnsi="Calibri"/>
-          <w:b w:val="0"/>
           <w:color w:val="6B7280"/>
           <w:sz w:val="22"/>
           <w:szCs w:val="22"/>
@@ -836,7 +828,6 @@
         <w:rPr>
           <w:rFonts w:ascii="Times New Roman" w:hAnsi="Times New Roman" w:cs="Times New Roman"/>
         </w:rPr>
-        <w:pageBreakBefore/>
       </w:pPr>
       <w:r>
         <w:rPr>
@@ -1252,7 +1243,6 @@
           <w:b/>
           <w:u w:val="single"/>
         </w:rPr>
-        <w:pageBreakBefore/>
       </w:pPr>
       <w:r>
         <w:rPr>
@@ -3156,7 +3146,6 @@
           <w:b/>
           <w:u w:val="single"/>
         </w:rPr>
-        <w:pageBreakBefore/>
       </w:pPr>
       <w:r>
         <w:rPr>
@@ -3365,7 +3354,6 @@
           <w:bCs/>
           <w:u w:val="single"/>
         </w:rPr>
-        <w:pageBreakBefore/>
       </w:pPr>
       <w:r>
         <w:rPr>
@@ -3833,7 +3821,6 @@
           <w:bCs/>
           <w:u w:val="single"/>
         </w:rPr>
-        <w:pageBreakBefore/>
       </w:pPr>
       <w:r>
         <w:rPr>
@@ -3964,7 +3951,6 @@
           <w:b/>
           <w:u w:val="single"/>
         </w:rPr>
-        <w:pageBreakBefore/>
       </w:pPr>
       <w:r>
         <w:rPr>
@@ -4174,7 +4160,6 @@
           <w:b/>
           <w:u w:val="single"/>
         </w:rPr>
-        <w:pageBreakBefore/>
       </w:pPr>
       <w:r>
         <w:rPr>
@@ -4327,7 +4312,6 @@
           <w:b/>
           <w:u w:val="single"/>
         </w:rPr>
-        <w:pageBreakBefore/>
       </w:pPr>
       <w:r>
         <w:rPr>
@@ -4471,7 +4455,6 @@
           <w:b/>
           <w:u w:val="single"/>
         </w:rPr>
-        <w:pageBreakBefore/>
       </w:pPr>
       <w:r>
         <w:rPr>
@@ -4852,7 +4835,6 @@
           <w:b/>
           <w:u w:val="single"/>
         </w:rPr>
-        <w:pageBreakBefore/>
       </w:pPr>
       <w:r>
         <w:rPr>
@@ -5151,7 +5133,6 @@
           <w:color w:val="000000"/>
           <w:u w:val="single"/>
         </w:rPr>
-        <w:pageBreakBefore/>
       </w:pPr>
       <w:r>
         <w:rPr>
@@ -5270,7 +5251,6 @@
           <w:color w:val="000000"/>
           <w:u w:val="single"/>
         </w:rPr>
-        <w:pageBreakBefore/>
       </w:pPr>
       <w:r>
         <w:rPr>
@@ -5391,7 +5371,6 @@
         <w:rPr>
           <w:color w:val="000000"/>
         </w:rPr>
-        <w:pageBreakBefore/>
       </w:pPr>
       <w:r>
         <w:rPr>
@@ -5662,7 +5641,6 @@
           <w:szCs w:val="24"/>
           <w:u w:val="single"/>
         </w:rPr>
-        <w:pageBreakBefore/>
       </w:pPr>
       <w:r>
         <w:rPr>
@@ -10976,7 +10954,6 @@
           <w:bCs/>
           <w:u w:val="single"/>
         </w:rPr>
-        <w:pageBreakBefore/>
       </w:pPr>
       <w:r>
         <w:rPr>
@@ -10987,6 +10964,7 @@
           <w:spacing w:val="-3"/>
           <w:sz w:val="30"/>
         </w:rPr>
+        <w:br w:type="page"/>
       </w:r>
       <w:r>
         <w:rPr>
@@ -13387,7 +13365,6 @@
           <w:u w:val="single"/>
           <w:lang w:val="en-GB"/>
         </w:rPr>
-        <w:pageBreakBefore/>
       </w:pPr>
       <w:r>
         <w:rPr>
@@ -14023,7 +14000,6 @@
           <w:bCs/>
           <w:u w:val="single"/>
         </w:rPr>
-        <w:pageBreakBefore/>
       </w:pPr>
       <w:r>
         <w:rPr>
@@ -14056,15 +14032,9 @@
         <w:tc>
           <w:tcPr>
             <w:tcW w:type="dxa" w:w="6360"/>
-            <w:vAlign w:val="center"/>
-            <w:shd w:val="clear" w:color="auto" w:fill="F3F4F6"/>
-          </w:tcPr>
-          <w:p>
-            <w:r>
-              <w:rPr>
-                <w:b/>
-                <w:sz w:val="22"/>
-              </w:rPr>
+          </w:tcPr>
+          <w:p>
+            <w:r>
               <w:t>Supervision Charges for Erection and Commissioning (Mechanical)</w:t>
             </w:r>
           </w:p>
@@ -14072,13 +14042,9 @@
         <w:tc>
           <w:tcPr>
             <w:tcW w:type="dxa" w:w="3000"/>
-            <w:vAlign w:val="center"/>
-          </w:tcPr>
-          <w:p>
-            <w:r>
-              <w:rPr>
-                <w:sz w:val="22"/>
-              </w:rPr>
+          </w:tcPr>
+          <w:p>
+            <w:r>
               <w:t xml:space="preserve">INR {{ supervision_mech }}</w:t>
             </w:r>
           </w:p>
@@ -14088,15 +14054,9 @@
         <w:tc>
           <w:tcPr>
             <w:tcW w:type="dxa" w:w="6360"/>
-            <w:vAlign w:val="center"/>
-            <w:shd w:val="clear" w:color="auto" w:fill="F3F4F6"/>
-          </w:tcPr>
-          <w:p>
-            <w:r>
-              <w:rPr>
-                <w:b/>
-                <w:sz w:val="22"/>
-              </w:rPr>
+          </w:tcPr>
+          <w:p>
+            <w:r>
               <w:t>Supervision Charges for Erection and Commissioning (PLC and Instrumentation)</w:t>
             </w:r>
           </w:p>
@@ -14104,13 +14064,9 @@
         <w:tc>
           <w:tcPr>
             <w:tcW w:type="dxa" w:w="3000"/>
-            <w:vAlign w:val="center"/>
-          </w:tcPr>
-          <w:p>
-            <w:r>
-              <w:rPr>
-                <w:sz w:val="22"/>
-              </w:rPr>
+          </w:tcPr>
+          <w:p>
+            <w:r>
               <w:t xml:space="preserve">INR {{ supervision_plc }}</w:t>
             </w:r>
           </w:p>
@@ -14121,13 +14077,11 @@
           <w:tcPr>
             <w:tcW w:type="dxa" w:w="9360"/>
             <w:gridSpan w:val="2"/>
-            <w:vAlign w:val="center"/>
           </w:tcPr>
           <w:p>
             <w:r>
               <w:rPr>
                 <w:i/>
-                <w:sz w:val="22"/>
               </w:rPr>
               <w:t>Note: To-and-fro fare from Delhi to site, plus boarding, lodging, local conveyance, and medical assistance if required.</w:t>
             </w:r>
@@ -14142,7 +14096,6 @@
         <w:ind/>
         <w:contextualSpacing w:val="0"/>
         <w:jc w:val="left"/>
-        <w:pageBreakBefore/>
       </w:pPr>
       <w:r>
         <w:rPr>

--- a/Regen_Dual_Offer_Template.docx
+++ b/Regen_Dual_Offer_Template.docx
@@ -441,6 +441,7 @@
       <w:pPr>
         <w:spacing w:after="0" w:before="0" w:line="240" w:lineRule="auto"/>
         <w:jc w:val="left"/>
+        <w:pageBreakBefore/>
       </w:pPr>
       <w:r>
         <w:rPr>

--- a/Regen_Dual_Offer_Template.docx
+++ b/Regen_Dual_Offer_Template.docx
@@ -829,6 +829,7 @@
         <w:rPr>
           <w:rFonts w:ascii="Times New Roman" w:hAnsi="Times New Roman" w:cs="Times New Roman"/>
         </w:rPr>
+        <w:pageBreakBefore/>
       </w:pPr>
       <w:r>
         <w:rPr>
@@ -862,7 +863,7 @@
     </w:p>
     <w:p>
       <w:pPr>
-        <w:spacing w:before="280" w:after="80"/>
+        <w:spacing w:before="0" w:after="80"/>
         <w:jc w:val="both"/>
         <w:rPr>
           <w:b/>
@@ -1136,6 +1137,7 @@
     </w:p>
     <w:p>
       <w:pPr>
+        <w:keepNext/>
         <w:jc w:val="center"/>
       </w:pPr>
       <w:r>
@@ -1149,11 +1151,14 @@
     <w:p>
       <w:pPr>
         <w:jc w:val="center"/>
+        <w:pBdr>
+          <w:bottom w:val="single" w:sz="6" w:space="6" w:color="808080"/>
+        </w:pBdr>
       </w:pPr>
       <w:r>
         <w:drawing>
           <wp:inline xmlns:a="http://schemas.openxmlformats.org/drawingml/2006/main" xmlns:pic="http://schemas.openxmlformats.org/drawingml/2006/picture">
-            <wp:extent cx="5669280" cy="3931760"/>
+            <wp:extent cx="4535424" cy="3145408"/>
             <wp:docPr id="4" name="Picture 4"/>
             <wp:cNvGraphicFramePr>
               <a:graphicFrameLocks noChangeAspect="1"/>
@@ -1174,7 +1179,7 @@
                   <pic:spPr>
                     <a:xfrm>
                       <a:off x="0" y="0"/>
-                      <a:ext cx="5669280" cy="3931760"/>
+                      <a:ext cx="4535424" cy="3145408"/>
                     </a:xfrm>
                     <a:prstGeom prst="rect"/>
                   </pic:spPr>
@@ -1187,6 +1192,7 @@
     </w:p>
     <w:p>
       <w:pPr>
+        <w:keepNext/>
         <w:jc w:val="center"/>
       </w:pPr>
       <w:r>
@@ -1204,7 +1210,7 @@
       <w:r>
         <w:drawing>
           <wp:inline xmlns:a="http://schemas.openxmlformats.org/drawingml/2006/main" xmlns:pic="http://schemas.openxmlformats.org/drawingml/2006/picture">
-            <wp:extent cx="5669280" cy="3047855"/>
+            <wp:extent cx="4535424" cy="2438284"/>
             <wp:docPr id="3" name="Picture 3"/>
             <wp:cNvGraphicFramePr>
               <a:graphicFrameLocks noChangeAspect="1"/>
@@ -1225,7 +1231,7 @@
                   <pic:spPr>
                     <a:xfrm>
                       <a:off x="0" y="0"/>
-                      <a:ext cx="5669280" cy="3047855"/>
+                      <a:ext cx="4535424" cy="2438284"/>
                     </a:xfrm>
                     <a:prstGeom prst="rect"/>
                   </pic:spPr>

--- a/Regen_Dual_Offer_Template.docx
+++ b/Regen_Dual_Offer_Template.docx
@@ -1184,6 +1184,9 @@
         <w:keepNext/>
         <w:keepLines/>
         <w:jc w:val="center"/>
+        <w:pBdr>
+          <w:bottom w:val="single" w:sz="6" w:space="6" w:color="808080"/>
+        </w:pBdr>
       </w:pPr>
       <w:r>
         <w:rPr>
@@ -6121,6 +6124,7 @@
           <w:szCs w:val="24"/>
           <w:u w:val="single"/>
         </w:rPr>
+        <w:pageBreakBefore/>
       </w:pPr>
       <w:r>
         <w:rPr>

--- a/Regen_Dual_Offer_Template.docx
+++ b/Regen_Dual_Offer_Template.docx
@@ -1250,6 +1250,7 @@
         <w:keepNext/>
         <w:keepLines/>
         <w:jc w:val="center"/>
+        <w:pageBreakBefore/>
       </w:pPr>
       <w:r>
         <w:rPr>

--- a/Regen_Dual_Offer_Template.docx
+++ b/Regen_Dual_Offer_Template.docx
@@ -1184,9 +1184,6 @@
         <w:keepNext/>
         <w:keepLines/>
         <w:jc w:val="center"/>
-        <w:pBdr>
-          <w:bottom w:val="single" w:sz="6" w:space="6" w:color="808080"/>
-        </w:pBdr>
       </w:pPr>
       <w:r>
         <w:rPr>
@@ -1202,9 +1199,6 @@
         <w:jc w:val="center"/>
         <w:keepNext/>
         <w:keepLines/>
-        <w:pBdr>
-          <w:bottom w:val="single" w:sz="6" w:space="6" w:color="808080"/>
-        </w:pBdr>
       </w:pPr>
       <w:r>
         <w:rPr>

--- a/Regen_Dual_Offer_Template.docx
+++ b/Regen_Dual_Offer_Template.docx
@@ -10,6 +10,7 @@
       <w:r>
         <w:rPr>
           <w:rFonts w:ascii="Calibri" w:hAnsi="Calibri" w:cs="Calibri" w:eastAsia="Calibri"/>
+          <w:sz w:val="20"/>
         </w:rPr>
         <w:drawing>
           <wp:inline distT="0" distB="0" distL="0" distR="0">
@@ -62,7 +63,7 @@
           <w:b/>
           <w:bCs/>
           <w:color w:val="1F2937"/>
-          <w:sz w:val="36"/>
+          <w:sz w:val="30"/>
           <w:szCs w:val="36"/>
           <w:spacing w:val="60"/>
         </w:rPr>
@@ -80,7 +81,7 @@
           <w:b/>
           <w:bCs/>
           <w:color w:val="E87722"/>
-          <w:sz w:val="32"/>
+          <w:sz w:val="30"/>
           <w:szCs w:val="32"/>
         </w:rPr>
         <w:t>{{equipment_name}}</w:t>
@@ -376,7 +377,7 @@
           <w:b/>
           <w:bCs/>
           <w:color w:val="E87722"/>
-          <w:sz w:val="44"/>
+          <w:sz w:val="30"/>
           <w:szCs w:val="44"/>
         </w:rPr>
         <w:t xml:space="preserve">ENCON Thermal Engineers (P) Ltd</w:t>
@@ -393,7 +394,7 @@
           <w:i/>
           <w:iCs/>
           <w:color w:val="6B7280"/>
-          <w:sz w:val="22"/>
+          <w:sz w:val="24"/>
           <w:szCs w:val="22"/>
         </w:rPr>
         <w:t xml:space="preserve">Your Answer to the Continued Need for Energy Conservation</w:t>
@@ -807,7 +808,7 @@
           <w:rFonts w:ascii="Calibri" w:hAnsi="Calibri" w:cs="Calibri" w:eastAsia="Calibri"/>
           <w:b/>
           <w:color w:val="B45F04"/>
-          <w:sz w:val="27"/>
+          <w:sz w:val="24"/>
         </w:rPr>
         <w:t>NATIONAL ENERGY EFFICIENCY INNOVATION AWARD</w:t>
       </w:r>
@@ -15306,6 +15307,9 @@
       <w:headerReference w:type="default" r:id="rId9"/>
       <w:footerReference w:type="default" r:id="rId10"/>
       <w:headerReference w:type="first" r:id="rId20"/>
+      <w:footerReference w:type="first" r:id="rId21"/>
+      <w:headerReference w:type="even" r:id="rId22"/>
+      <w:footerReference w:type="even" r:id="rId23"/>
       <w:pgSz w:w="11906" w:h="16838" w:orient="portrait"/>
       <w:pgMar w:top="2880" w:right="1083" w:bottom="1440" w:left="1083" w:header="708" w:footer="708" w:gutter="0"/>
       <w:pgNumType/>
@@ -15460,7 +15464,7 @@
       <w:rPr>
         <w:rFonts w:ascii="Calibri" w:cs="Calibri" w:eastAsia="Calibri" w:hAnsi="Calibri"/>
         <w:color w:val="6B7280"/>
-        <w:sz w:val="16"/>
+        <w:sz w:val="20"/>
         <w:szCs w:val="16"/>
       </w:rPr>
       <w:t xml:space="preserve">297, Sector‑21B Faridabad – 121 001 (Haryana) India  •  Tel: +91 (129) 4047847, 2439458  •  </w:t>
@@ -15469,7 +15473,7 @@
       <w:rPr>
         <w:rFonts w:ascii="Calibri" w:cs="Calibri" w:eastAsia="Calibri" w:hAnsi="Calibri"/>
         <w:color w:val="6B7280"/>
-        <w:sz w:val="16"/>
+        <w:sz w:val="20"/>
         <w:szCs w:val="16"/>
       </w:rPr>
       <w:t xml:space="preserve">sales@encon.co.in</w:t>
@@ -15478,7 +15482,7 @@
       <w:rPr>
         <w:rFonts w:ascii="Calibri" w:cs="Calibri" w:eastAsia="Calibri" w:hAnsi="Calibri"/>
         <w:color w:val="6B7280"/>
-        <w:sz w:val="16"/>
+        <w:sz w:val="20"/>
         <w:szCs w:val="16"/>
       </w:rPr>
       <w:t xml:space="preserve">  •  www.encon.co.in</w:t>
@@ -15493,7 +15497,7 @@
       <w:rPr>
         <w:rFonts w:ascii="Calibri" w:cs="Calibri" w:eastAsia="Calibri" w:hAnsi="Calibri"/>
         <w:color w:val="6B7280"/>
-        <w:sz w:val="16"/>
+        <w:sz w:val="20"/>
         <w:szCs w:val="16"/>
       </w:rPr>
       <w:t xml:space="preserve">Page </w:t>
@@ -15502,7 +15506,7 @@
       <w:rPr>
         <w:rFonts w:ascii="Calibri" w:cs="Calibri" w:eastAsia="Calibri" w:hAnsi="Calibri"/>
         <w:color w:val="6B7280"/>
-        <w:sz w:val="16"/>
+        <w:sz w:val="20"/>
         <w:szCs w:val="16"/>
       </w:rPr>
       <w:fldChar w:fldCharType="begin"/>
@@ -15514,7 +15518,7 @@
       <w:rPr>
         <w:rFonts w:ascii="Calibri" w:cs="Calibri" w:eastAsia="Calibri" w:hAnsi="Calibri"/>
         <w:color w:val="6B7280"/>
-        <w:sz w:val="16"/>
+        <w:sz w:val="20"/>
         <w:szCs w:val="16"/>
       </w:rPr>
       <w:t xml:space="preserve"> of </w:t>
@@ -15523,7 +15527,7 @@
       <w:rPr>
         <w:rFonts w:ascii="Calibri" w:cs="Calibri" w:eastAsia="Calibri" w:hAnsi="Calibri"/>
         <w:color w:val="6B7280"/>
-        <w:sz w:val="16"/>
+        <w:sz w:val="20"/>
         <w:szCs w:val="16"/>
       </w:rPr>
       <w:fldChar w:fldCharType="begin"/>
@@ -15624,6 +15628,26 @@
 </w:ftr>
 </file>
 
+<file path=word/footer4.xml><?xml version="1.0" encoding="utf-8"?>
+<w:ftr xmlns:m="http://schemas.openxmlformats.org/officeDocument/2006/math" xmlns:mc="http://schemas.openxmlformats.org/markup-compatibility/2006" xmlns:mo="http://schemas.microsoft.com/office/mac/office/2008/main" xmlns:mv="urn:schemas-microsoft-com:mac:vml" xmlns:o="urn:schemas-microsoft-com:office:office" xmlns:r="http://schemas.openxmlformats.org/officeDocument/2006/relationships" xmlns:v="urn:schemas-microsoft-com:vml" xmlns:w10="urn:schemas-microsoft-com:office:word" xmlns:w14="http://schemas.microsoft.com/office/word/2010/wordml" xmlns:w="http://schemas.openxmlformats.org/wordprocessingml/2006/main" xmlns:wne="http://schemas.microsoft.com/office/word/2006/wordml" xmlns:wp14="http://schemas.microsoft.com/office/word/2010/wordprocessingDrawing" xmlns:wp="http://schemas.openxmlformats.org/drawingml/2006/wordprocessingDrawing" xmlns:wpc="http://schemas.microsoft.com/office/word/2010/wordprocessingCanvas" xmlns:wpg="http://schemas.microsoft.com/office/word/2010/wordprocessingGroup" xmlns:wpi="http://schemas.microsoft.com/office/word/2010/wordprocessingInk" xmlns:wps="http://schemas.microsoft.com/office/word/2010/wordprocessingShape" mc:Ignorable="w14 wp14">
+  <w:p>
+    <w:pPr>
+      <w:pStyle w:val="Footer"/>
+    </w:pPr>
+  </w:p>
+</w:ftr>
+</file>
+
+<file path=word/footer5.xml><?xml version="1.0" encoding="utf-8"?>
+<w:ftr xmlns:m="http://schemas.openxmlformats.org/officeDocument/2006/math" xmlns:mc="http://schemas.openxmlformats.org/markup-compatibility/2006" xmlns:mo="http://schemas.microsoft.com/office/mac/office/2008/main" xmlns:mv="urn:schemas-microsoft-com:mac:vml" xmlns:o="urn:schemas-microsoft-com:office:office" xmlns:r="http://schemas.openxmlformats.org/officeDocument/2006/relationships" xmlns:v="urn:schemas-microsoft-com:vml" xmlns:w10="urn:schemas-microsoft-com:office:word" xmlns:w14="http://schemas.microsoft.com/office/word/2010/wordml" xmlns:w="http://schemas.openxmlformats.org/wordprocessingml/2006/main" xmlns:wne="http://schemas.microsoft.com/office/word/2006/wordml" xmlns:wp14="http://schemas.microsoft.com/office/word/2010/wordprocessingDrawing" xmlns:wp="http://schemas.openxmlformats.org/drawingml/2006/wordprocessingDrawing" xmlns:wpc="http://schemas.microsoft.com/office/word/2010/wordprocessingCanvas" xmlns:wpg="http://schemas.microsoft.com/office/word/2010/wordprocessingGroup" xmlns:wpi="http://schemas.microsoft.com/office/word/2010/wordprocessingInk" xmlns:wps="http://schemas.microsoft.com/office/word/2010/wordprocessingShape" mc:Ignorable="w14 wp14">
+  <w:p>
+    <w:pPr>
+      <w:pStyle w:val="Footer"/>
+    </w:pPr>
+  </w:p>
+</w:ftr>
+</file>
+
 <file path=word/footnotes.xml><?xml version="1.0" encoding="utf-8"?>
 <w:footnotes xmlns:wpc="http://schemas.microsoft.com/office/word/2010/wordprocessingCanvas" xmlns:mc="http://schemas.openxmlformats.org/markup-compatibility/2006" xmlns:o="urn:schemas-microsoft-com:office:office" xmlns:r="http://schemas.openxmlformats.org/officeDocument/2006/relationships" xmlns:m="http://schemas.openxmlformats.org/officeDocument/2006/math" xmlns:v="urn:schemas-microsoft-com:vml" xmlns:wp14="http://schemas.microsoft.com/office/word/2010/wordprocessingDrawing" xmlns:wp="http://schemas.openxmlformats.org/drawingml/2006/wordprocessingDrawing" xmlns:w10="urn:schemas-microsoft-com:office:word" xmlns:w="http://schemas.openxmlformats.org/wordprocessingml/2006/main" xmlns:w14="http://schemas.microsoft.com/office/word/2010/wordml" xmlns:w15="http://schemas.microsoft.com/office/word/2012/wordml" xmlns:wpg="http://schemas.microsoft.com/office/word/2010/wordprocessingGroup" xmlns:wpi="http://schemas.microsoft.com/office/word/2010/wordprocessingInk" xmlns:wne="http://schemas.microsoft.com/office/word/2006/wordml" xmlns:wps="http://schemas.microsoft.com/office/word/2010/wordprocessingShape" mc:Ignorable="w14 w15 wp14">
   <w:footnote w:type="separator" w:id="-1">
@@ -15707,6 +15731,10 @@
             <w:jc w:val="left"/>
           </w:pPr>
           <w:r>
+            <w:rPr>
+              <w:rFonts w:ascii="Calibri" w:hAnsi="Calibri" w:cs="Calibri" w:eastAsia="Calibri"/>
+              <w:sz w:val="20"/>
+            </w:rPr>
             <w:drawing>
               <wp:inline distT="0" distB="0" distL="0" distR="0">
                 <wp:extent cx="1029600" cy="1260000"/>
@@ -15768,7 +15796,7 @@
             <w:rPr>
               <w:rFonts w:ascii="Calibri" w:cs="Calibri" w:eastAsia="Calibri" w:hAnsi="Calibri"/>
               <w:color w:val="6B7280"/>
-              <w:sz w:val="16"/>
+              <w:sz w:val="20"/>
               <w:szCs w:val="16"/>
             </w:rPr>
             <w:t>Ref: {{enquiry_ref}}</w:t>
@@ -15803,6 +15831,16 @@
 <file path=word/header5.xml><?xml version="1.0" encoding="utf-8"?>
 <w:hdr xmlns:m="http://schemas.openxmlformats.org/officeDocument/2006/math" xmlns:mc="http://schemas.openxmlformats.org/markup-compatibility/2006" xmlns:mo="http://schemas.microsoft.com/office/mac/office/2008/main" xmlns:mv="urn:schemas-microsoft-com:mac:vml" xmlns:o="urn:schemas-microsoft-com:office:office" xmlns:r="http://schemas.openxmlformats.org/officeDocument/2006/relationships" xmlns:v="urn:schemas-microsoft-com:vml" xmlns:w10="urn:schemas-microsoft-com:office:word" xmlns:w14="http://schemas.microsoft.com/office/word/2010/wordml" xmlns:w="http://schemas.openxmlformats.org/wordprocessingml/2006/main" xmlns:wne="http://schemas.microsoft.com/office/word/2006/wordml" xmlns:wp14="http://schemas.microsoft.com/office/word/2010/wordprocessingDrawing" xmlns:wp="http://schemas.openxmlformats.org/drawingml/2006/wordprocessingDrawing" xmlns:wpc="http://schemas.microsoft.com/office/word/2010/wordprocessingCanvas" xmlns:wpg="http://schemas.microsoft.com/office/word/2010/wordprocessingGroup" xmlns:wpi="http://schemas.microsoft.com/office/word/2010/wordprocessingInk" xmlns:wps="http://schemas.microsoft.com/office/word/2010/wordprocessingShape" mc:Ignorable="w14 wp14">
   <w:p/>
+</w:hdr>
+</file>
+
+<file path=word/header6.xml><?xml version="1.0" encoding="utf-8"?>
+<w:hdr xmlns:m="http://schemas.openxmlformats.org/officeDocument/2006/math" xmlns:mc="http://schemas.openxmlformats.org/markup-compatibility/2006" xmlns:mo="http://schemas.microsoft.com/office/mac/office/2008/main" xmlns:mv="urn:schemas-microsoft-com:mac:vml" xmlns:o="urn:schemas-microsoft-com:office:office" xmlns:r="http://schemas.openxmlformats.org/officeDocument/2006/relationships" xmlns:v="urn:schemas-microsoft-com:vml" xmlns:w10="urn:schemas-microsoft-com:office:word" xmlns:w14="http://schemas.microsoft.com/office/word/2010/wordml" xmlns:w="http://schemas.openxmlformats.org/wordprocessingml/2006/main" xmlns:wne="http://schemas.microsoft.com/office/word/2006/wordml" xmlns:wp14="http://schemas.microsoft.com/office/word/2010/wordprocessingDrawing" xmlns:wp="http://schemas.openxmlformats.org/drawingml/2006/wordprocessingDrawing" xmlns:wpc="http://schemas.microsoft.com/office/word/2010/wordprocessingCanvas" xmlns:wpg="http://schemas.microsoft.com/office/word/2010/wordprocessingGroup" xmlns:wpi="http://schemas.microsoft.com/office/word/2010/wordprocessingInk" xmlns:wps="http://schemas.microsoft.com/office/word/2010/wordprocessingShape" mc:Ignorable="w14 wp14">
+  <w:p>
+    <w:pPr>
+      <w:pStyle w:val="Header"/>
+    </w:pPr>
+  </w:p>
 </w:hdr>
 </file>
 
@@ -16862,8 +16900,8 @@
     <w:rPrDefault>
       <w:rPr>
         <w:rFonts w:ascii="Calibri" w:cs="Calibri" w:eastAsia="Calibri" w:hAnsi="Calibri"/>
-        <w:sz w:val="22"/>
-        <w:szCs w:val="22"/>
+        <w:sz w:val="20"/>
+        <w:szCs w:val="20"/>
       </w:rPr>
     </w:rPrDefault>
     <w:pPrDefault/>
@@ -16874,7 +16912,7 @@
     <w:next w:val="Normal"/>
     <w:qFormat/>
     <w:rPr>
-      <w:sz w:val="56"/>
+      <w:sz w:val="30"/>
       <w:szCs w:val="56"/>
     </w:rPr>
   </w:style>
@@ -16888,7 +16926,7 @@
       <w:b/>
       <w:bCs/>
       <w:color w:val="1F2937"/>
-      <w:sz w:val="32"/>
+      <w:sz w:val="30"/>
       <w:szCs w:val="32"/>
     </w:rPr>
   </w:style>
@@ -16902,7 +16940,7 @@
       <w:b/>
       <w:bCs/>
       <w:color w:val="E87722"/>
-      <w:sz w:val="26"/>
+      <w:sz w:val="24"/>
       <w:szCs w:val="26"/>
     </w:rPr>
   </w:style>
@@ -16916,7 +16954,7 @@
       <w:b/>
       <w:bCs/>
       <w:color w:val="1F2937"/>
-      <w:sz w:val="22"/>
+      <w:sz w:val="24"/>
       <w:szCs w:val="22"/>
     </w:rPr>
   </w:style>
@@ -17054,7 +17092,7 @@
     <w:rPr>
       <w:rFonts w:ascii="Calibri" w:cs="Calibri" w:eastAsia="Calibri" w:hAnsi="Calibri"/>
       <w:color w:val="1565C0"/>
-      <w:sz w:val="22"/>
+      <w:sz w:val="24"/>
       <w:szCs w:val="22"/>
       <w:u w:val="single"/>
     </w:rPr>
@@ -17065,8 +17103,8 @@
     <w:qFormat/>
     <w:rsid w:val="00BB5E58"/>
     <w:rPr>
-      <w:rFonts w:asciiTheme="minorHAnsi" w:eastAsiaTheme="minorHAnsi" w:hAnsiTheme="minorHAnsi" w:cstheme="minorBidi"/>
-      <w:sz w:val="22"/>
+      <w:rFonts w:ascii="Calibri" w:hAnsi="Calibri" w:cs="Calibri" w:eastAsia="Calibri"/>
+      <w:sz w:val="24"/>
       <w:szCs w:val="22"/>
       <w:lang w:val="en-US"/>
     </w:rPr>
@@ -17106,7 +17144,7 @@
       <w:ind w:left="107"/>
     </w:pPr>
     <w:rPr>
-      <w:sz w:val="22"/>
+      <w:sz w:val="24"/>
       <w:szCs w:val="22"/>
       <w:lang w:val="en-US" w:eastAsia="en-US" w:bidi="ar-SA"/>
     </w:rPr>
